--- a/clients/john-sadler/blogs/2025-backlog/06-tankless-water-heater-sizing.docx
+++ b/clients/john-sadler/blogs/2025-backlog/06-tankless-water-heater-sizing.docx
@@ -334,7 +334,7 @@
     </w:p>
     <w:p>
       <w:r>
-        <w:t>In this example, only the largest model covers the full peak on the coldest day. The smaller units would still struggle on a January morning, when the second shower would run cooler. If the household often adds a hot laundry load or fills a large soaker tub, two units working together may be the better fit.</w:t>
+        <w:t>In this example, only the largest model covers the full peak on the coldest day. With a smaller unit, the second shower would run cooler on a January morning. If the household often adds a hot laundry load or fills a large soaker tub, two units working together may be the better fit.</w:t>
       </w:r>
     </w:p>
     <w:p>
@@ -455,7 +455,7 @@
     </w:p>
     <w:p>
       <w:r>
-        <w:t xml:space="preserve">An online calculator can't measure your water temperature, check your gas line or spot the ensuite tub you plan to add next year. Our gas work is done under our Technical Safety BC gas licence (LGA0092486), and our team is certified as a Navien Service Specialist (NSS), with factory training on the units we size and install. Learn more about our </w:t>
+        <w:t xml:space="preserve">An online calculator can't measure your water temperature, check your gas line or spot the ensuite tub you plan to add next year. Our gas work is done under our Technical Safety BC gas licence (LGA0092486), and our team is certified as a Navien Service Specialist (NSS). Learn more about our </w:t>
       </w:r>
       <w:hyperlink r:id="rId13">
         <w:r>
@@ -707,7 +707,7 @@
     </w:p>
     <w:p>
       <w:r>
-        <w:t>CTA button: Learn more → [BLOG URL]</w:t>
+        <w:t>CTA button: Learn more, linking to [BLOG URL]</w:t>
       </w:r>
     </w:p>
     <w:p>

--- a/clients/john-sadler/blogs/2025-backlog/06-tankless-water-heater-sizing.docx
+++ b/clients/john-sadler/blogs/2025-backlog/06-tankless-water-heater-sizing.docx
@@ -111,15 +111,10 @@
         <w:rPr>
           <w:b/>
         </w:rPr>
-        <w:t>Quick Answer (Preformatted block)</w:t>
+        <w:t>Quick Answer (Preformatted block):</w:t>
       </w:r>
-    </w:p>
-    <w:p>
-      <w:pPr>
-        <w:pStyle w:val="IntenseQuote"/>
-      </w:pPr>
       <w:r>
-        <w:t>What size tankless water heater do I need? Add up the hot water flow of every fixture your household runs at the same time, then choose a unit that can still deliver that flow when it heats your coldest winter water to about 49°C (120°F). For many Surrey family homes running two showers and a dishwasher at once, that points to a large gas condensing unit, once the gas line and venting are confirmed.</w:t>
+        <w:t xml:space="preserve"> What size tankless water heater do I need? Add up the hot water flow of every fixture your household runs at the same time, then choose a unit that can still deliver that flow when it heats your coldest winter water to about 49°C (120°F). For many Surrey family homes running two showers and a dishwasher at once, that points to a large gas condensing unit, once the gas line and venting are confirmed.</w:t>
       </w:r>
     </w:p>
     <w:p>
